--- a/fra/docx/013.content.docx
+++ b/fra/docx/013.content.docx
@@ -19,7 +19,7 @@
         <w:rPr>
           <w:lang w:val="fr_FR" w:bidi="fr_FR"/>
         </w:rPr>
-        <w:t>Resource: Termes clés (SRV)</w:t>
+        <w:t>Resource: Familiarization, Internalization, Articulation (Fia) Terms</w:t>
       </w:r>
       <w:r>
         <w:rPr>
@@ -39,42 +39,61 @@
           <w:b/>
           <w:lang w:val="fr_FR" w:bidi="fr_FR"/>
         </w:rPr>
-        <w:t>Familiarization, Internalization, Articulation (FIA) Key Terms</w:t>
-      </w:r>
-      <w:r>
-        <w:rPr>
-          <w:lang w:val="fr_FR" w:bidi="fr_FR"/>
-        </w:rPr>
-        <w:t xml:space="preserve"> © 2023 SRV Partners Released under CC BY-SA 4.0 license. </w:t>
-      </w:r>
-      <w:r>
-        <w:rPr>
-          <w:lang w:val="fr_FR" w:bidi="fr_FR"/>
-        </w:rPr>
-        <w:t>Familiarization, Internalization, Articulation (FIA) Key Terms</w:t>
-      </w:r>
-      <w:r>
-        <w:rPr>
-          <w:lang w:val="fr_FR" w:bidi="fr_FR"/>
-        </w:rPr>
-        <w:t xml:space="preserve"> has been adapted in the following languages Tok Pisin, عربي, Français, हिंदी, Bahasa Indonesia, Português, Русский, Español, Kiswahili, 简体中文 from </w:t>
-      </w:r>
-      <w:r>
-        <w:rPr>
-          <w:lang w:val="fr_FR" w:bidi="fr_FR"/>
-        </w:rPr>
-        <w:t>Familiarization, Internalization, Articulation (FIA)</w:t>
-      </w:r>
-      <w:r>
-        <w:rPr>
-          <w:lang w:val="fr_FR" w:bidi="fr_FR"/>
-        </w:rPr>
-        <w:t xml:space="preserve"> © 2023 SRV Partners. Released under CC BY-SA 4.0 license by Mission Mutual</w:t>
-      </w:r>
-      <w:r>
-        <w:rPr>
-          <w:lang w:val="fr_FR" w:bidi="fr_FR"/>
-        </w:rPr>
+        <w:t>Familiarization, Internalization, Articulation (Fia) Terms</w:t>
+      </w:r>
+      <w:r>
+        <w:rPr>
+          <w:lang w:val="fr_FR" w:bidi="fr_FR"/>
+        </w:rPr>
+        <w:t xml:space="preserve"> (French) is based on: </w:t>
+      </w:r>
+      <w:r>
+        <w:rPr>
+          <w:lang w:val="fr_FR" w:bidi="fr_FR"/>
+        </w:rPr>
+        <w:t>Familiarization, Internalization, Articulation (Fia) Terms</w:t>
+      </w:r>
+      <w:r>
+        <w:rPr>
+          <w:lang w:val="fr_FR" w:bidi="fr_FR"/>
+        </w:rPr>
+        <w:t xml:space="preserve">, </w:t>
+      </w:r>
+      <w:hyperlink r:id="rId13">
+        <w:r>
+          <w:rPr>
+            <w:lang w:val="fr_FR" w:bidi="fr_FR"/>
+          </w:rPr>
+          <w:rPr>
+            <w:color w:val="0000EE"/>
+            <w:u w:val="single"/>
+          </w:rPr>
+          <w:t>SRV Partners</w:t>
+        </w:r>
+      </w:hyperlink>
+      <w:r>
+        <w:rPr>
+          <w:lang w:val="fr_FR" w:bidi="fr_FR"/>
+        </w:rPr>
+        <w:t xml:space="preserve">, 2023, which is licensed under a </w:t>
+      </w:r>
+      <w:hyperlink r:id="rId14">
+        <w:r>
+          <w:rPr>
+            <w:lang w:val="fr_FR" w:bidi="fr_FR"/>
+          </w:rPr>
+          <w:rPr>
+            <w:color w:val="0000EE"/>
+            <w:u w:val="single"/>
+          </w:rPr>
+          <w:t>CC BY-SA 4.0 license</w:t>
+        </w:r>
+      </w:hyperlink>
+      <w:r>
+        <w:rPr>
+          <w:lang w:val="fr_FR" w:bidi="fr_FR"/>
+        </w:rPr>
+        <w:t>.</w:t>
       </w:r>
       <w:r>
         <w:rPr>
@@ -83,6 +102,30 @@
       </w:r>
     </w:p>
     <w:p>
+      <w:pPr/>
+      <w:r>
+        <w:rPr>
+          <w:lang w:val="fr_FR" w:bidi="fr_FR"/>
+        </w:rPr>
+      </w:r>
+      <w:r>
+        <w:rPr>
+          <w:lang w:val="fr_FR" w:bidi="fr_FR"/>
+        </w:rPr>
+        <w:t>This PDF version is provided under the same license.</w:t>
+      </w:r>
+      <w:r>
+        <w:rPr>
+          <w:lang w:val="fr_FR" w:bidi="fr_FR"/>
+        </w:rPr>
+      </w:r>
+      <w:r>
+        <w:rPr>
+          <w:lang w:val="fr_FR" w:bidi="fr_FR"/>
+        </w:rPr>
+      </w:r>
+    </w:p>
+    <w:p>
       <w:pPr>
         <w:pStyle w:val="Heading1"/>
       </w:pPr>
@@ -90,7 +133,7 @@
         <w:rPr>
           <w:lang w:val="fr_FR" w:bidi="fr_FR"/>
         </w:rPr>
-        <w:t>Termes clés (SRV)</w:t>
+        <w:t>Familiarization, Internalization, Articulation (Fia) Terms</w:t>
       </w:r>
     </w:p>
     <w:p>
@@ -296,38 +339,7 @@
           <w:lang w:val="fr_FR" w:bidi="fr_FR"/>
         </w:rPr>
       </w:r>
-      <w:hyperlink r:id="rId13">
-        <w:r>
-          <w:rPr>
-            <w:lang w:val="fr_FR" w:bidi="fr_FR"/>
-          </w:rPr>
-          <w:rPr>
-            <w:color w:val="0000EE"/>
-            <w:u w:val="single"/>
-          </w:rPr>
-          <w:t>webm file</w:t>
-        </w:r>
-      </w:hyperlink>
-      <w:r>
-        <w:rPr>
-          <w:lang w:val="fr_FR" w:bidi="fr_FR"/>
-        </w:rPr>
-        <w:t xml:space="preserve"> (250243 KB)</w:t>
-      </w:r>
-      <w:r>
-        <w:rPr>
-          <w:lang w:val="fr_FR" w:bidi="fr_FR"/>
-        </w:rPr>
-      </w:r>
-    </w:p>
-    <w:p>
-      <w:pPr/>
-      <w:r>
-        <w:rPr>
-          <w:lang w:val="fr_FR" w:bidi="fr_FR"/>
-        </w:rPr>
-      </w:r>
-      <w:hyperlink r:id="rId14">
+      <w:hyperlink r:id="rId15">
         <w:r>
           <w:rPr>
             <w:lang w:val="fr_FR" w:bidi="fr_FR"/>
@@ -406,137 +418,7 @@
         </w:rPr>
         <w:t xml:space="preserve"> était une petite ville située dans la région de </w:t>
       </w:r>
-      <w:r>
-        <w:rPr>
-          <w:lang w:val="fr_FR" w:bidi="fr_FR"/>
-        </w:rPr>
-        <w:t>Galilée</w:t>
-      </w:r>
-      <w:r>
-        <w:rPr>
-          <w:lang w:val="fr_FR" w:bidi="fr_FR"/>
-        </w:rPr>
-        <w:t>, au nord d'</w:t>
-      </w:r>
-      <w:r>
-        <w:rPr>
-          <w:lang w:val="fr_FR" w:bidi="fr_FR"/>
-        </w:rPr>
-        <w:t>Israël</w:t>
-      </w:r>
-      <w:r>
-        <w:rPr>
-          <w:lang w:val="fr_FR" w:bidi="fr_FR"/>
-        </w:rPr>
-        <w:t xml:space="preserve">. La ville de Nazareth n'est pas mentionnée dans l'Ancien Testament. La première fois que l'on en entend parler est lorsqu'il est dit que </w:t>
-      </w:r>
-      <w:r>
-        <w:rPr>
-          <w:lang w:val="fr_FR" w:bidi="fr_FR"/>
-        </w:rPr>
-        <w:t>Marie</w:t>
-      </w:r>
-      <w:r>
-        <w:rPr>
-          <w:lang w:val="fr_FR" w:bidi="fr_FR"/>
-        </w:rPr>
-        <w:t xml:space="preserve"> et Joseph, les parents de Jésus, venaient de Nazareth. Jésus est né dans un village appelé </w:t>
-      </w:r>
-      <w:r>
-        <w:rPr>
-          <w:lang w:val="fr_FR" w:bidi="fr_FR"/>
-        </w:rPr>
-        <w:t>Bethléhem</w:t>
-      </w:r>
-      <w:r>
-        <w:rPr>
-          <w:lang w:val="fr_FR" w:bidi="fr_FR"/>
-        </w:rPr>
-        <w:t xml:space="preserve">, en </w:t>
-      </w:r>
-      <w:r>
-        <w:rPr>
-          <w:lang w:val="fr_FR" w:bidi="fr_FR"/>
-        </w:rPr>
-        <w:t>Judée</w:t>
-      </w:r>
-      <w:r>
-        <w:rPr>
-          <w:lang w:val="fr_FR" w:bidi="fr_FR"/>
-        </w:rPr>
-        <w:t xml:space="preserve">. Mais quand il était encore enfant, Marie et Joseph sont allés vivre à Nazareth. C'est pourquoi Jésus a été appelé plus tard « Nazaréen », ce qui signifie habitant de Nazareth. Le mot « Nazaréen » n'était pas un compliment. </w:t>
-      </w:r>
-      <w:r>
-        <w:rPr>
-          <w:lang w:val="fr_FR" w:bidi="fr_FR"/>
-        </w:rPr>
-        <w:t>Nazareth</w:t>
-      </w:r>
-      <w:r>
-        <w:rPr>
-          <w:lang w:val="fr_FR" w:bidi="fr_FR"/>
-        </w:rPr>
-        <w:t xml:space="preserve"> se trouvait en Galilée et les Juifs de Judée méprisaient les Galiléens. Même les Galiléens méprisaient les Nazaréens en particulier, parce que c'était une petite ville sans importance.</w:t>
-      </w:r>
-      <w:r>
-        <w:rPr>
-          <w:lang w:val="fr_FR" w:bidi="fr_FR"/>
-        </w:rPr>
-      </w:r>
-      <w:r>
-        <w:rPr>
-          <w:lang w:val="fr_FR" w:bidi="fr_FR"/>
-        </w:rPr>
-      </w:r>
-    </w:p>
-    <w:p>
-      <w:pPr/>
-      <w:r>
-        <w:rPr>
-          <w:lang w:val="fr_FR" w:bidi="fr_FR"/>
-        </w:rPr>
-      </w:r>
-    </w:p>
-    <w:p>
-      <w:pPr>
-        <w:pStyle w:val="Heading2"/>
-      </w:pPr>
-      <w:r>
-        <w:rPr>
-          <w:lang w:val="fr_FR" w:bidi="fr_FR"/>
-        </w:rPr>
-        <w:t>Nazareth</w:t>
-      </w:r>
-      <w:r>
-        <w:rPr>
-          <w:lang w:val="fr_FR" w:bidi="fr_FR"/>
-        </w:rPr>
-      </w:r>
-    </w:p>
-    <w:p>
-      <w:pPr>
-        <w:pStyle w:val="Heading4"/>
-      </w:pPr>
-      <w:r>
-        <w:rPr>
-          <w:lang w:val="fr_FR" w:bidi="fr_FR"/>
-        </w:rPr>
-        <w:t>Audio Content</w:t>
-      </w:r>
-      <w:r>
-        <w:rPr>
-          <w:lang w:val="fr_FR" w:bidi="fr_FR"/>
-        </w:rPr>
-      </w:r>
-    </w:p>
-    <w:p>
-      <w:pPr/>
-      <w:r>
-        <w:rPr>
-          <w:lang w:val="fr_FR" w:bidi="fr_FR"/>
-        </w:rPr>
-      </w:r>
-      <w:hyperlink r:id="rId15">
+      <w:hyperlink r:id="rId16">
         <w:r>
           <w:rPr>
             <w:lang w:val="fr_FR" w:bidi="fr_FR"/>
@@ -545,14 +427,109 @@
             <w:color w:val="0000EE"/>
             <w:u w:val="single"/>
           </w:rPr>
-          <w:t>webm file</w:t>
+          <w:t>Galilée</w:t>
         </w:r>
       </w:hyperlink>
       <w:r>
         <w:rPr>
           <w:lang w:val="fr_FR" w:bidi="fr_FR"/>
         </w:rPr>
-        <w:t xml:space="preserve"> (621365 KB)</w:t>
+        <w:t>, au nord d'</w:t>
+      </w:r>
+      <w:hyperlink r:id="rId17">
+        <w:r>
+          <w:rPr>
+            <w:lang w:val="fr_FR" w:bidi="fr_FR"/>
+          </w:rPr>
+          <w:rPr>
+            <w:color w:val="0000EE"/>
+            <w:u w:val="single"/>
+          </w:rPr>
+          <w:t>Israël</w:t>
+        </w:r>
+      </w:hyperlink>
+      <w:r>
+        <w:rPr>
+          <w:lang w:val="fr_FR" w:bidi="fr_FR"/>
+        </w:rPr>
+        <w:t xml:space="preserve">. La ville de Nazareth n'est pas mentionnée dans l'Ancien Testament. La première fois que l'on en entend parler est lorsqu'il est dit que </w:t>
+      </w:r>
+      <w:hyperlink r:id="rId18">
+        <w:r>
+          <w:rPr>
+            <w:lang w:val="fr_FR" w:bidi="fr_FR"/>
+          </w:rPr>
+          <w:rPr>
+            <w:color w:val="0000EE"/>
+            <w:u w:val="single"/>
+          </w:rPr>
+          <w:t>Marie</w:t>
+        </w:r>
+      </w:hyperlink>
+      <w:r>
+        <w:rPr>
+          <w:lang w:val="fr_FR" w:bidi="fr_FR"/>
+        </w:rPr>
+        <w:t xml:space="preserve"> et Joseph, les parents de Jésus, venaient de Nazareth. Jésus est né dans un village appelé </w:t>
+      </w:r>
+      <w:hyperlink r:id="rId19">
+        <w:r>
+          <w:rPr>
+            <w:lang w:val="fr_FR" w:bidi="fr_FR"/>
+          </w:rPr>
+          <w:rPr>
+            <w:color w:val="0000EE"/>
+            <w:u w:val="single"/>
+          </w:rPr>
+          <w:t>Bethléhem</w:t>
+        </w:r>
+      </w:hyperlink>
+      <w:r>
+        <w:rPr>
+          <w:lang w:val="fr_FR" w:bidi="fr_FR"/>
+        </w:rPr>
+        <w:t xml:space="preserve">, en </w:t>
+      </w:r>
+      <w:hyperlink r:id="rId20">
+        <w:r>
+          <w:rPr>
+            <w:lang w:val="fr_FR" w:bidi="fr_FR"/>
+          </w:rPr>
+          <w:rPr>
+            <w:color w:val="0000EE"/>
+            <w:u w:val="single"/>
+          </w:rPr>
+          <w:t>Judée</w:t>
+        </w:r>
+      </w:hyperlink>
+      <w:r>
+        <w:rPr>
+          <w:lang w:val="fr_FR" w:bidi="fr_FR"/>
+        </w:rPr>
+        <w:t xml:space="preserve">. Mais quand il était encore enfant, Marie et Joseph sont allés vivre à Nazareth. C'est pourquoi Jésus a été appelé plus tard « Nazaréen », ce qui signifie habitant de Nazareth. Le mot « Nazaréen » n'était pas un compliment. </w:t>
+      </w:r>
+      <w:hyperlink r:id="rId21">
+        <w:r>
+          <w:rPr>
+            <w:lang w:val="fr_FR" w:bidi="fr_FR"/>
+          </w:rPr>
+          <w:rPr>
+            <w:color w:val="0000EE"/>
+            <w:u w:val="single"/>
+          </w:rPr>
+          <w:t>Nazareth</w:t>
+        </w:r>
+      </w:hyperlink>
+      <w:r>
+        <w:rPr>
+          <w:lang w:val="fr_FR" w:bidi="fr_FR"/>
+        </w:rPr>
+        <w:t xml:space="preserve"> se trouvait en Galilée et les Juifs de Judée méprisaient les Galiléens. Même les Galiléens méprisaient les Nazaréens en particulier, parce que c'était une petite ville sans importance.</w:t>
+      </w:r>
+      <w:r>
+        <w:rPr>
+          <w:lang w:val="fr_FR" w:bidi="fr_FR"/>
+        </w:rPr>
       </w:r>
       <w:r>
         <w:rPr>
@@ -567,7 +544,47 @@
           <w:lang w:val="fr_FR" w:bidi="fr_FR"/>
         </w:rPr>
       </w:r>
-      <w:hyperlink r:id="rId16">
+    </w:p>
+    <w:p>
+      <w:pPr>
+        <w:pStyle w:val="Heading2"/>
+      </w:pPr>
+      <w:r>
+        <w:rPr>
+          <w:lang w:val="fr_FR" w:bidi="fr_FR"/>
+        </w:rPr>
+        <w:t>Nazareth</w:t>
+      </w:r>
+      <w:r>
+        <w:rPr>
+          <w:lang w:val="fr_FR" w:bidi="fr_FR"/>
+        </w:rPr>
+      </w:r>
+    </w:p>
+    <w:p>
+      <w:pPr>
+        <w:pStyle w:val="Heading4"/>
+      </w:pPr>
+      <w:r>
+        <w:rPr>
+          <w:lang w:val="fr_FR" w:bidi="fr_FR"/>
+        </w:rPr>
+        <w:t>Audio Content</w:t>
+      </w:r>
+      <w:r>
+        <w:rPr>
+          <w:lang w:val="fr_FR" w:bidi="fr_FR"/>
+        </w:rPr>
+      </w:r>
+    </w:p>
+    <w:p>
+      <w:pPr/>
+      <w:r>
+        <w:rPr>
+          <w:lang w:val="fr_FR" w:bidi="fr_FR"/>
+        </w:rPr>
+      </w:r>
+      <w:hyperlink r:id="rId22">
         <w:r>
           <w:rPr>
             <w:lang w:val="fr_FR" w:bidi="fr_FR"/>

--- a/fra/docx/013.content.docx
+++ b/fra/docx/013.content.docx
@@ -39,80 +39,37 @@
           <w:b/>
           <w:lang w:val="fr_FR" w:bidi="fr_FR"/>
         </w:rPr>
-        <w:t>Familiarization, Internalization, Articulation (Fia) Terms</w:t>
-      </w:r>
-      <w:r>
-        <w:rPr>
-          <w:lang w:val="fr_FR" w:bidi="fr_FR"/>
-        </w:rPr>
-        <w:t xml:space="preserve"> (French) is based on: </w:t>
-      </w:r>
-      <w:r>
-        <w:rPr>
-          <w:lang w:val="fr_FR" w:bidi="fr_FR"/>
-        </w:rPr>
-        <w:t>Familiarization, Internalization, Articulation (Fia) Terms</w:t>
-      </w:r>
-      <w:r>
-        <w:rPr>
-          <w:lang w:val="fr_FR" w:bidi="fr_FR"/>
-        </w:rPr>
-        <w:t xml:space="preserve">, </w:t>
-      </w:r>
-      <w:hyperlink r:id="rId13">
-        <w:r>
-          <w:rPr>
-            <w:lang w:val="fr_FR" w:bidi="fr_FR"/>
-          </w:rPr>
-          <w:rPr>
-            <w:color w:val="0000EE"/>
-            <w:u w:val="single"/>
-          </w:rPr>
-          <w:t>SRV Partners</w:t>
-        </w:r>
-      </w:hyperlink>
-      <w:r>
-        <w:rPr>
-          <w:lang w:val="fr_FR" w:bidi="fr_FR"/>
-        </w:rPr>
-        <w:t xml:space="preserve">, 2023, which is licensed under a </w:t>
-      </w:r>
-      <w:hyperlink r:id="rId14">
-        <w:r>
-          <w:rPr>
-            <w:lang w:val="fr_FR" w:bidi="fr_FR"/>
-          </w:rPr>
-          <w:rPr>
-            <w:color w:val="0000EE"/>
-            <w:u w:val="single"/>
-          </w:rPr>
-          <w:t>CC BY-SA 4.0 license</w:t>
-        </w:r>
-      </w:hyperlink>
-      <w:r>
-        <w:rPr>
-          <w:lang w:val="fr_FR" w:bidi="fr_FR"/>
-        </w:rPr>
-        <w:t>.</w:t>
-      </w:r>
-      <w:r>
-        <w:rPr>
-          <w:lang w:val="fr_FR" w:bidi="fr_FR"/>
-        </w:rPr>
-      </w:r>
-    </w:p>
-    <w:p>
-      <w:pPr/>
-      <w:r>
-        <w:rPr>
-          <w:lang w:val="fr_FR" w:bidi="fr_FR"/>
-        </w:rPr>
-      </w:r>
-      <w:r>
-        <w:rPr>
-          <w:lang w:val="fr_FR" w:bidi="fr_FR"/>
-        </w:rPr>
-        <w:t>This PDF version is provided under the same license.</w:t>
+        <w:t>Familiarization, Internalization, Articulation (FIA) Key Terms</w:t>
+      </w:r>
+      <w:r>
+        <w:rPr>
+          <w:lang w:val="fr_FR" w:bidi="fr_FR"/>
+        </w:rPr>
+        <w:t xml:space="preserve"> © 2023 SRV Partners Released under CC BY-SA 4.0 license. </w:t>
+      </w:r>
+      <w:r>
+        <w:rPr>
+          <w:lang w:val="fr_FR" w:bidi="fr_FR"/>
+        </w:rPr>
+        <w:t>Familiarization, Internalization, Articulation (FIA) Key Terms</w:t>
+      </w:r>
+      <w:r>
+        <w:rPr>
+          <w:lang w:val="fr_FR" w:bidi="fr_FR"/>
+        </w:rPr>
+        <w:t xml:space="preserve"> has been adapted in the following languages Tok Pisin, عربي, Français, हिंदी, Bahasa Indonesia, Português, Русский, Español, Kiswahili, 简体中文 from </w:t>
+      </w:r>
+      <w:r>
+        <w:rPr>
+          <w:lang w:val="fr_FR" w:bidi="fr_FR"/>
+        </w:rPr>
+        <w:t>Familiarization, Internalization, Articulation (FIA)</w:t>
+      </w:r>
+      <w:r>
+        <w:rPr>
+          <w:lang w:val="fr_FR" w:bidi="fr_FR"/>
+        </w:rPr>
+        <w:t xml:space="preserve"> © 2023 SRV Partners. Released under CC BY-SA 4.0 license by Mission Mutual</w:t>
       </w:r>
       <w:r>
         <w:rPr>
@@ -339,7 +296,7 @@
           <w:lang w:val="fr_FR" w:bidi="fr_FR"/>
         </w:rPr>
       </w:r>
-      <w:hyperlink r:id="rId15">
+      <w:hyperlink r:id="rId13">
         <w:r>
           <w:rPr>
             <w:lang w:val="fr_FR" w:bidi="fr_FR"/>
@@ -418,7 +375,7 @@
         </w:rPr>
         <w:t xml:space="preserve"> était une petite ville située dans la région de </w:t>
       </w:r>
-      <w:hyperlink r:id="rId16">
+      <w:hyperlink r:id="rId14">
         <w:r>
           <w:rPr>
             <w:lang w:val="fr_FR" w:bidi="fr_FR"/>
@@ -436,7 +393,7 @@
         </w:rPr>
         <w:t>, au nord d'</w:t>
       </w:r>
-      <w:hyperlink r:id="rId17">
+      <w:hyperlink r:id="rId15">
         <w:r>
           <w:rPr>
             <w:lang w:val="fr_FR" w:bidi="fr_FR"/>
@@ -454,7 +411,7 @@
         </w:rPr>
         <w:t xml:space="preserve">. La ville de Nazareth n'est pas mentionnée dans l'Ancien Testament. La première fois que l'on en entend parler est lorsqu'il est dit que </w:t>
       </w:r>
-      <w:hyperlink r:id="rId18">
+      <w:hyperlink r:id="rId16">
         <w:r>
           <w:rPr>
             <w:lang w:val="fr_FR" w:bidi="fr_FR"/>
@@ -472,7 +429,7 @@
         </w:rPr>
         <w:t xml:space="preserve"> et Joseph, les parents de Jésus, venaient de Nazareth. Jésus est né dans un village appelé </w:t>
       </w:r>
-      <w:hyperlink r:id="rId19">
+      <w:hyperlink r:id="rId17">
         <w:r>
           <w:rPr>
             <w:lang w:val="fr_FR" w:bidi="fr_FR"/>
@@ -490,7 +447,7 @@
         </w:rPr>
         <w:t xml:space="preserve">, en </w:t>
       </w:r>
-      <w:hyperlink r:id="rId20">
+      <w:hyperlink r:id="rId18">
         <w:r>
           <w:rPr>
             <w:lang w:val="fr_FR" w:bidi="fr_FR"/>
@@ -508,7 +465,7 @@
         </w:rPr>
         <w:t xml:space="preserve">. Mais quand il était encore enfant, Marie et Joseph sont allés vivre à Nazareth. C'est pourquoi Jésus a été appelé plus tard « Nazaréen », ce qui signifie habitant de Nazareth. Le mot « Nazaréen » n'était pas un compliment. </w:t>
       </w:r>
-      <w:hyperlink r:id="rId21">
+      <w:hyperlink r:id="rId19">
         <w:r>
           <w:rPr>
             <w:lang w:val="fr_FR" w:bidi="fr_FR"/>
@@ -584,7 +541,7 @@
           <w:lang w:val="fr_FR" w:bidi="fr_FR"/>
         </w:rPr>
       </w:r>
-      <w:hyperlink r:id="rId22">
+      <w:hyperlink r:id="rId20">
         <w:r>
           <w:rPr>
             <w:lang w:val="fr_FR" w:bidi="fr_FR"/>

--- a/fra/docx/013.content.docx
+++ b/fra/docx/013.content.docx
@@ -45,7 +45,7 @@
         <w:rPr>
           <w:lang w:val="fr_FR" w:bidi="fr_FR"/>
         </w:rPr>
-        <w:t xml:space="preserve"> © 2023 SRV Partners Released under CC BY-SA 4.0 license. </w:t>
+        <w:t xml:space="preserve"> © 2025 Word Collective Released under CC BY-SA 4.0 license. </w:t>
       </w:r>
       <w:r>
         <w:rPr>
@@ -69,7 +69,7 @@
         <w:rPr>
           <w:lang w:val="fr_FR" w:bidi="fr_FR"/>
         </w:rPr>
-        <w:t xml:space="preserve"> © 2023 SRV Partners. Released under CC BY-SA 4.0 license by Mission Mutual</w:t>
+        <w:t xml:space="preserve"> © 2025 Word Collective. Released under CC BY-SA 4.0 license by Mission Mutual</w:t>
       </w:r>
       <w:r>
         <w:rPr>
